--- a/documentation/M1-Inference-Service.docx
+++ b/documentation/M1-Inference-Service.docx
@@ -2078,7 +2078,7 @@
                 <w:color w:val="1A1F2B"/>
                 <w:sz w:val="19"/>
               </w:rPr>
-              <w:t xml:space="preserve">Confirmed the CLAUDE.md gotcha applies to a plain stop too, not only </w:t>
+              <w:t xml:space="preserve">Confirmed the docs/CONVENTIONS.md gotcha applies to a plain stop too, not only </w:t>
             </w:r>
             <w:r>
               <w:rPr>
@@ -3312,7 +3312,7 @@
                 <w:color w:val="1A1F2B"/>
                 <w:sz w:val="20"/>
               </w:rPr>
-              <w:t xml:space="preserve">CLAUDE.md's standing rule is to write the ADR </w:t>
+              <w:t xml:space="preserve">docs/CONVENTIONS.md's standing rule is to write the ADR </w:t>
             </w:r>
             <w:r>
               <w:rPr>
@@ -8493,7 +8493,7 @@
           <w:color w:val="1A1F2B"/>
           <w:sz w:val="21"/>
         </w:rPr>
-        <w:t>Neither is a vLLM bug, but both cost real time and both are new, confirmed CLAUDE.md gotchas.</w:t>
+        <w:t>Neither is a vLLM bug, but both cost real time and both are new, confirmed docs/CONVENTIONS.md gotchas.</w:t>
       </w:r>
     </w:p>
     <w:tbl>
@@ -8677,7 +8677,7 @@
                 <w:color w:val="1A1F2B"/>
                 <w:sz w:val="19"/>
               </w:rPr>
-              <w:t xml:space="preserve"> off, restart, on, restart) - confirmed it also fires without the shutdown trigger CLAUDE.md previously named as the cause</w:t>
+              <w:t xml:space="preserve"> off, restart, on, restart) - confirmed it also fires without the shutdown trigger docs/CONVENTIONS.md previously named as the cause</w:t>
             </w:r>
           </w:p>
         </w:tc>
